--- a/plantilla_cotizacion_foton_u12.docx
+++ b/plantilla_cotizacion_foton_u12.docx
@@ -9,8 +9,21 @@
         <w:jc w:val="right"/>
       </w:pPr>
       <w:bookmarkStart w:id="0" w:name="_Hlk175831904"/>
-      <w:r>
-        <w:t>{{ fecha_larga }}</w:t>
+      <w:proofErr w:type="gramStart"/>
+      <w:r>
+        <w:t>{{ fecha</w:t>
+      </w:r>
+      <w:proofErr w:type="gramEnd"/>
+      <w:r>
+        <w:t>_</w:t>
+      </w:r>
+      <w:proofErr w:type="gramStart"/>
+      <w:r>
+        <w:t>larga }</w:t>
+      </w:r>
+      <w:proofErr w:type="gramEnd"/>
+      <w:r>
+        <w:t>}</w:t>
       </w:r>
     </w:p>
     <w:p>
@@ -21,8 +34,21 @@
       <w:r>
         <w:t xml:space="preserve">Cotización n° </w:t>
       </w:r>
-      <w:r>
-        <w:t>{{ numero_cotizacion }}</w:t>
+      <w:proofErr w:type="gramStart"/>
+      <w:r>
+        <w:t>{{ numero</w:t>
+      </w:r>
+      <w:proofErr w:type="gramEnd"/>
+      <w:r>
+        <w:t>_</w:t>
+      </w:r>
+      <w:proofErr w:type="gramStart"/>
+      <w:r>
+        <w:t>cotizacion }</w:t>
+      </w:r>
+      <w:proofErr w:type="gramEnd"/>
+      <w:r>
+        <w:t>}</w:t>
       </w:r>
     </w:p>
     <w:p>
@@ -84,8 +110,13 @@
       <w:r>
         <w:br/>
       </w:r>
-      <w:r>
-        <w:t>{{ cliente }}</w:t>
+      <w:proofErr w:type="gramStart"/>
+      <w:r>
+        <w:t>{{ cliente</w:t>
+      </w:r>
+      <w:proofErr w:type="gramEnd"/>
+      <w:r>
+        <w:t xml:space="preserve"> }}</w:t>
       </w:r>
     </w:p>
     <w:p>
@@ -152,6 +183,7 @@
       <w:r>
         <w:t xml:space="preserve"> </w:t>
       </w:r>
+      <w:proofErr w:type="gramStart"/>
       <w:r>
         <w:t>{{</w:t>
       </w:r>
@@ -159,13 +191,25 @@
         <w:t xml:space="preserve"> </w:t>
       </w:r>
       <w:r>
-        <w:t>cantidad_unidades</w:t>
+        <w:t>cantidad</w:t>
+      </w:r>
+      <w:proofErr w:type="gramEnd"/>
+      <w:r>
+        <w:t>_</w:t>
+      </w:r>
+      <w:proofErr w:type="gramStart"/>
+      <w:r>
+        <w:t>unidades</w:t>
       </w:r>
       <w:r>
         <w:t xml:space="preserve"> </w:t>
       </w:r>
       <w:r>
-        <w:t>}}</w:t>
+        <w:t>}</w:t>
+      </w:r>
+      <w:proofErr w:type="gramEnd"/>
+      <w:r>
+        <w:t>}</w:t>
       </w:r>
       <w:r>
         <w:t xml:space="preserve"> </w:t>
@@ -1536,8 +1580,13 @@
               <w:jc w:val="both"/>
               <w:cnfStyle w:val="000000100000" w:firstRow="0" w:lastRow="0" w:firstColumn="0" w:lastColumn="0" w:oddVBand="0" w:evenVBand="0" w:oddHBand="1" w:evenHBand="0" w:firstRowFirstColumn="0" w:firstRowLastColumn="0" w:lastRowFirstColumn="0" w:lastRowLastColumn="0"/>
             </w:pPr>
-            <w:r>
-              <w:t>{{ capacidad_bateria }}</w:t>
+            <w:proofErr w:type="gramStart"/>
+            <w:r>
+              <w:t>{{ capacidad</w:t>
+            </w:r>
+            <w:proofErr w:type="gramEnd"/>
+            <w:r>
+              <w:t>_bateria }}</w:t>
             </w:r>
           </w:p>
         </w:tc>
@@ -1840,8 +1889,13 @@
               <w:ind w:left="0"/>
               <w:jc w:val="both"/>
             </w:pPr>
-            <w:r>
-              <w:t xml:space="preserve">Ejes trasero </w:t>
+            <w:proofErr w:type="gramStart"/>
+            <w:r>
+              <w:t>Ejes trasero</w:t>
+            </w:r>
+            <w:proofErr w:type="gramEnd"/>
+            <w:r>
+              <w:t xml:space="preserve"> </w:t>
             </w:r>
           </w:p>
         </w:tc>
@@ -2413,19 +2467,44 @@
         </w:rPr>
         <w:t xml:space="preserve">Valor unitario por bus: </w:t>
       </w:r>
+      <w:proofErr w:type="gramStart"/>
       <w:r>
         <w:rPr>
           <w:rFonts w:cstheme="minorHAnsi"/>
           <w:b/>
         </w:rPr>
-        <w:t>{{ precio_unitario }}</w:t>
-      </w:r>
+        <w:t>{{ precio</w:t>
+      </w:r>
+      <w:proofErr w:type="gramEnd"/>
       <w:r>
         <w:rPr>
           <w:rFonts w:cstheme="minorHAnsi"/>
           <w:b/>
         </w:rPr>
-        <w:t xml:space="preserve">.- </w:t>
+        <w:t>_</w:t>
+      </w:r>
+      <w:proofErr w:type="gramStart"/>
+      <w:r>
+        <w:rPr>
+          <w:rFonts w:cstheme="minorHAnsi"/>
+          <w:b/>
+        </w:rPr>
+        <w:t>unitario }}</w:t>
+      </w:r>
+      <w:r>
+        <w:rPr>
+          <w:rFonts w:cstheme="minorHAnsi"/>
+          <w:b/>
+        </w:rPr>
+        <w:t>.-</w:t>
+      </w:r>
+      <w:proofErr w:type="gramEnd"/>
+      <w:r>
+        <w:rPr>
+          <w:rFonts w:cstheme="minorHAnsi"/>
+          <w:b/>
+        </w:rPr>
+        <w:t xml:space="preserve"> </w:t>
       </w:r>
       <w:r>
         <w:rPr>
@@ -2479,7 +2558,21 @@
         <w:rPr>
           <w:bCs/>
         </w:rPr>
-        <w:t>{{r texto_mantto }}</w:t>
+        <w:t>{{r texto_</w:t>
+      </w:r>
+      <w:proofErr w:type="gramStart"/>
+      <w:r>
+        <w:rPr>
+          <w:bCs/>
+        </w:rPr>
+        <w:t>mantto }</w:t>
+      </w:r>
+      <w:proofErr w:type="gramEnd"/>
+      <w:r>
+        <w:rPr>
+          <w:bCs/>
+        </w:rPr>
+        <w:t>}</w:t>
       </w:r>
     </w:p>
     <w:p>
@@ -2546,23 +2639,21 @@
       <w:r>
         <w:t xml:space="preserve"> </w:t>
       </w:r>
-      <w:r>
-        <w:t xml:space="preserve"> </w:t>
-      </w:r>
-      <w:r>
-        <w:t>{{</w:t>
-      </w:r>
-      <w:r>
-        <w:t xml:space="preserve"> </w:t>
-      </w:r>
-      <w:r>
-        <w:t>Lugar de entrega</w:t>
-      </w:r>
-      <w:r>
-        <w:t xml:space="preserve"> </w:t>
-      </w:r>
-      <w:r>
-        <w:t>}}</w:t>
+      <w:proofErr w:type="gramStart"/>
+      <w:r>
+        <w:t>{{ lugar</w:t>
+      </w:r>
+      <w:proofErr w:type="gramEnd"/>
+      <w:r>
+        <w:t>_</w:t>
+      </w:r>
+      <w:proofErr w:type="gramStart"/>
+      <w:r>
+        <w:t>entrega }</w:t>
+      </w:r>
+      <w:proofErr w:type="gramEnd"/>
+      <w:r>
+        <w:t>}</w:t>
       </w:r>
       <w:r>
         <w:t xml:space="preserve">, </w:t>
@@ -2808,13 +2899,23 @@
                 <w:rFonts w:ascii="Calibri" w:hAnsi="Calibri" w:cs="Calibri"/>
               </w:rPr>
             </w:pPr>
+            <w:proofErr w:type="gramStart"/>
             <w:r>
               <w:rPr>
                 <w:rFonts w:ascii="Calibri" w:hAnsi="Calibri" w:cs="Calibri"/>
                 <w:b/>
                 <w:bCs/>
               </w:rPr>
-              <w:t>{{ firma_nombre }}</w:t>
+              <w:t>{{ firma</w:t>
+            </w:r>
+            <w:proofErr w:type="gramEnd"/>
+            <w:r>
+              <w:rPr>
+                <w:rFonts w:ascii="Calibri" w:hAnsi="Calibri" w:cs="Calibri"/>
+                <w:b/>
+                <w:bCs/>
+              </w:rPr>
+              <w:t>_nombre }}</w:t>
             </w:r>
             <w:r>
               <w:rPr>
@@ -2822,11 +2923,19 @@
               </w:rPr>
               <w:br/>
             </w:r>
+            <w:proofErr w:type="gramStart"/>
             <w:r>
               <w:rPr>
                 <w:rFonts w:ascii="Calibri" w:hAnsi="Calibri" w:cs="Calibri"/>
               </w:rPr>
-              <w:t>{{ firma_cargo }}</w:t>
+              <w:t>{{ firma</w:t>
+            </w:r>
+            <w:proofErr w:type="gramEnd"/>
+            <w:r>
+              <w:rPr>
+                <w:rFonts w:ascii="Calibri" w:hAnsi="Calibri" w:cs="Calibri"/>
+              </w:rPr>
+              <w:t>_cargo }}</w:t>
             </w:r>
             <w:r>
               <w:rPr>
@@ -2863,11 +2972,19 @@
               <w:br/>
               <w:t xml:space="preserve">M: </w:t>
             </w:r>
+            <w:proofErr w:type="gramStart"/>
             <w:r>
               <w:rPr>
                 <w:rFonts w:ascii="Calibri" w:hAnsi="Calibri" w:cs="Calibri"/>
               </w:rPr>
-              <w:t>{{ firma_telefono }}</w:t>
+              <w:t>{{ firma</w:t>
+            </w:r>
+            <w:proofErr w:type="gramEnd"/>
+            <w:r>
+              <w:rPr>
+                <w:rFonts w:ascii="Calibri" w:hAnsi="Calibri" w:cs="Calibri"/>
+              </w:rPr>
+              <w:t>_telefono }}</w:t>
             </w:r>
             <w:r>
               <w:rPr>
@@ -5907,7 +6024,6 @@
   <w:style w:type="character" w:default="1" w:styleId="Fuentedeprrafopredeter">
     <w:name w:val="Default Paragraph Font"/>
     <w:uiPriority w:val="1"/>
-    <w:semiHidden/>
     <w:unhideWhenUsed/>
   </w:style>
   <w:style w:type="table" w:default="1" w:styleId="Tablanormal">
@@ -6528,10 +6644,12 @@
     <w:rsid w:val="00C10E9A"/>
     <w:rsid w:val="00C27878"/>
     <w:rsid w:val="00C34F9E"/>
+    <w:rsid w:val="00CA0D73"/>
     <w:rsid w:val="00CB0E16"/>
     <w:rsid w:val="00CB2707"/>
     <w:rsid w:val="00CC72E4"/>
     <w:rsid w:val="00D60CE2"/>
+    <w:rsid w:val="00DD3F52"/>
     <w:rsid w:val="00E02CCF"/>
     <w:rsid w:val="00E1617C"/>
     <w:rsid w:val="00E20E51"/>
